--- a/docs/代码规范.docx
+++ b/docs/代码规范.docx
@@ -181,6 +181,7 @@
           <w:numId w:val="4"/>
         </w:numPr>
         <w:rPr>
+          <w:rFonts w:hint="eastAsia"/>
           <w:sz w:val="28"/>
           <w:szCs w:val="28"/>
         </w:rPr>
@@ -221,14 +222,6 @@
         <w:t>hpp</w:t>
       </w:r>
       <w:proofErr w:type="spellEnd"/>
-      <w:r>
-        <w:rPr>
-          <w:rFonts w:hint="eastAsia"/>
-          <w:sz w:val="28"/>
-          <w:szCs w:val="28"/>
-        </w:rPr>
-        <w:t>。</w:t>
-      </w:r>
     </w:p>
     <w:p>
       <w:pPr>
@@ -323,31 +316,14 @@
           <w:sz w:val="28"/>
           <w:szCs w:val="28"/>
         </w:rPr>
-        <w:t>除了公共基类，函数成员都为虚函数，</w:t>
-      </w:r>
-      <w:proofErr w:type="gramStart"/>
-      <w:r>
-        <w:rPr>
-          <w:rFonts w:hint="eastAsia"/>
-          <w:sz w:val="28"/>
-          <w:szCs w:val="28"/>
-        </w:rPr>
-        <w:t>其他类都要分</w:t>
-      </w:r>
-      <w:proofErr w:type="gramEnd"/>
-      <w:r>
-        <w:rPr>
-          <w:rFonts w:hint="eastAsia"/>
-          <w:sz w:val="28"/>
-          <w:szCs w:val="28"/>
-        </w:rPr>
-        <w:t>头文件和源文件</w:t>
+        <w:t>头文件中，可以放所需的结构体，类中除了获取成员变量的函数放在类里面，其他函数都为声明，定义体都放在源文件中</w:t>
       </w:r>
     </w:p>
     <w:p>
       <w:pPr>
         <w:ind w:firstLine="360"/>
         <w:rPr>
+          <w:rFonts w:hint="eastAsia"/>
           <w:sz w:val="28"/>
           <w:szCs w:val="28"/>
         </w:rPr>
@@ -366,26 +342,7 @@
           <w:sz w:val="28"/>
           <w:szCs w:val="28"/>
         </w:rPr>
-        <w:t xml:space="preserve"> 头文件中，可以放所需的结构体，类中除了获取成员变量的函数放在类里面，其他函数都为声明，定义体都放在源文件中</w:t>
-      </w:r>
-    </w:p>
-    <w:p>
-      <w:pPr>
-        <w:ind w:firstLine="360"/>
-        <w:rPr>
-          <w:rFonts w:hint="eastAsia"/>
-          <w:sz w:val="28"/>
-          <w:szCs w:val="28"/>
-        </w:rPr>
-      </w:pPr>
-      <w:r>
-        <w:rPr>
-          <w:rFonts w:hint="eastAsia"/>
-          <w:sz w:val="28"/>
-          <w:szCs w:val="28"/>
-        </w:rPr>
-        <w:lastRenderedPageBreak/>
-        <w:t>④ 使用类的继承，如果类的继承超过3代及以上，则类的整体设计需改为类的组合</w:t>
+        <w:t xml:space="preserve"> 使用类的继承，如果类的继承超过3代及以上，则类的整体设计需改为类的组合</w:t>
       </w:r>
     </w:p>
     <w:p>
@@ -407,6 +364,7 @@
           <w:sz w:val="28"/>
           <w:szCs w:val="28"/>
         </w:rPr>
+        <w:lastRenderedPageBreak/>
         <w:t>如所负责的模块完成，需编写该模块的单元测试，单元测试统一放在tests文件夹中，命名为“test_模块名</w:t>
       </w:r>
       <w:r>
@@ -540,6 +498,7 @@
     <w:p>
       <w:pPr>
         <w:rPr>
+          <w:rFonts w:hint="eastAsia"/>
           <w:sz w:val="28"/>
           <w:szCs w:val="28"/>
         </w:rPr>

--- a/docs/代码规范.docx
+++ b/docs/代码规范.docx
@@ -65,68 +65,7 @@
           <w:sz w:val="28"/>
           <w:szCs w:val="28"/>
         </w:rPr>
-        <w:t>命名要简洁易懂，无论是文件命名还是函数</w:t>
-      </w:r>
-      <w:proofErr w:type="gramStart"/>
-      <w:r>
-        <w:rPr>
-          <w:rFonts w:hint="eastAsia"/>
-          <w:sz w:val="28"/>
-          <w:szCs w:val="28"/>
-        </w:rPr>
-        <w:t>名统一</w:t>
-      </w:r>
-      <w:proofErr w:type="gramEnd"/>
-      <w:r>
-        <w:rPr>
-          <w:rFonts w:hint="eastAsia"/>
-          <w:sz w:val="28"/>
-          <w:szCs w:val="28"/>
-        </w:rPr>
-        <w:t>使用蛇形命名法（有下划线，</w:t>
-      </w:r>
-      <w:proofErr w:type="spellStart"/>
-      <w:r>
-        <w:rPr>
-          <w:rFonts w:hint="eastAsia"/>
-          <w:sz w:val="28"/>
-          <w:szCs w:val="28"/>
-        </w:rPr>
-        <w:t>students_accounts_find</w:t>
-      </w:r>
-      <w:proofErr w:type="spellEnd"/>
-      <w:r>
-        <w:rPr>
-          <w:rFonts w:hint="eastAsia"/>
-          <w:sz w:val="28"/>
-          <w:szCs w:val="28"/>
-        </w:rPr>
-        <w:t>），类名开头首字母要大写（Students），</w:t>
-      </w:r>
-      <w:proofErr w:type="gramStart"/>
-      <w:r>
-        <w:rPr>
-          <w:rFonts w:hint="eastAsia"/>
-          <w:sz w:val="28"/>
-          <w:szCs w:val="28"/>
-        </w:rPr>
-        <w:t>编写宏要全部</w:t>
-      </w:r>
-      <w:proofErr w:type="gramEnd"/>
-      <w:r>
-        <w:rPr>
-          <w:rFonts w:hint="eastAsia"/>
-          <w:sz w:val="28"/>
-          <w:szCs w:val="28"/>
-        </w:rPr>
-        <w:t>大写（MAX_SIZES）；格式都是“主体_模块/服务_功能名</w:t>
-      </w:r>
-      <w:r>
-        <w:rPr>
-          <w:sz w:val="28"/>
-          <w:szCs w:val="28"/>
-        </w:rPr>
-        <w:t>”</w:t>
+        <w:t>命名要简洁易懂，无论是文件命名还是函数名统一使用蛇形命名法（有下划线，students_accounts_find），类名开头首字母要大写（Students），编写宏要全部大写（MAX_SIZES）</w:t>
       </w:r>
     </w:p>
     <w:p>
@@ -192,36 +131,8 @@
           <w:sz w:val="28"/>
           <w:szCs w:val="28"/>
         </w:rPr>
-        <w:t>C/C++的文件，源文件后缀名都为.</w:t>
-      </w:r>
-      <w:proofErr w:type="spellStart"/>
-      <w:r>
-        <w:rPr>
-          <w:rFonts w:hint="eastAsia"/>
-          <w:sz w:val="28"/>
-          <w:szCs w:val="28"/>
-        </w:rPr>
-        <w:t>cpp</w:t>
-      </w:r>
-      <w:proofErr w:type="spellEnd"/>
-      <w:r>
-        <w:rPr>
-          <w:rFonts w:hint="eastAsia"/>
-          <w:sz w:val="28"/>
-          <w:szCs w:val="28"/>
-        </w:rPr>
-        <w:t>，头文件都为.h，不得是.cc和.</w:t>
-      </w:r>
-      <w:proofErr w:type="spellStart"/>
-      <w:r>
-        <w:rPr>
-          <w:rFonts w:hint="eastAsia"/>
-          <w:sz w:val="28"/>
-          <w:szCs w:val="28"/>
-        </w:rPr>
-        <w:t>hpp</w:t>
-      </w:r>
-      <w:proofErr w:type="spellEnd"/>
+        <w:t>C/C++的文件，源文件后缀名都为.cpp，头文件都为.h，不得是.cc和.hpp</w:t>
+      </w:r>
     </w:p>
     <w:p>
       <w:pPr>
@@ -264,85 +175,7 @@
           <w:sz w:val="28"/>
           <w:szCs w:val="28"/>
         </w:rPr>
-        <w:t>类的设计：</w:t>
-      </w:r>
-    </w:p>
-    <w:p>
-      <w:pPr>
-        <w:ind w:firstLine="360"/>
-        <w:rPr>
-          <w:rFonts w:hint="eastAsia"/>
-          <w:sz w:val="28"/>
-          <w:szCs w:val="28"/>
-        </w:rPr>
-      </w:pPr>
-      <w:r>
-        <w:rPr>
-          <w:rFonts w:hint="eastAsia"/>
-          <w:sz w:val="28"/>
-          <w:szCs w:val="28"/>
-        </w:rPr>
-        <w:t>① 类的编写时应把public公有成员（公开接口）放在前面，private私有成员放在后面</w:t>
-      </w:r>
-    </w:p>
-    <w:p>
-      <w:pPr>
-        <w:ind w:firstLine="360"/>
-        <w:rPr>
-          <w:rFonts w:hint="eastAsia"/>
-          <w:sz w:val="28"/>
-          <w:szCs w:val="28"/>
-        </w:rPr>
-      </w:pPr>
-      <w:r>
-        <w:rPr>
-          <w:rFonts w:hint="eastAsia"/>
-          <w:sz w:val="28"/>
-          <w:szCs w:val="28"/>
-        </w:rPr>
-        <w:t>②</w:t>
-      </w:r>
-      <w:r>
-        <w:rPr>
-          <w:rFonts w:hint="eastAsia"/>
-          <w:sz w:val="28"/>
-          <w:szCs w:val="28"/>
-        </w:rPr>
-        <w:t xml:space="preserve"> </w:t>
-      </w:r>
-      <w:r>
-        <w:rPr>
-          <w:rFonts w:hint="eastAsia"/>
-          <w:sz w:val="28"/>
-          <w:szCs w:val="28"/>
-        </w:rPr>
-        <w:t>头文件中，可以放所需的结构体，类中除了获取成员变量的函数放在类里面，其他函数都为声明，定义体都放在源文件中</w:t>
-      </w:r>
-    </w:p>
-    <w:p>
-      <w:pPr>
-        <w:ind w:firstLine="360"/>
-        <w:rPr>
-          <w:rFonts w:hint="eastAsia"/>
-          <w:sz w:val="28"/>
-          <w:szCs w:val="28"/>
-        </w:rPr>
-      </w:pPr>
-      <w:r>
-        <w:rPr>
-          <w:rFonts w:hint="eastAsia"/>
-          <w:sz w:val="28"/>
-          <w:szCs w:val="28"/>
-        </w:rPr>
-        <w:t>③</w:t>
-      </w:r>
-      <w:r>
-        <w:rPr>
-          <w:rFonts w:hint="eastAsia"/>
-          <w:sz w:val="28"/>
-          <w:szCs w:val="28"/>
-        </w:rPr>
-        <w:t xml:space="preserve"> 使用类的继承，如果类的继承超过3代及以上，则类的整体设计需改为类的组合</w:t>
+        <w:t>一个函数的代码量不要超过100行</w:t>
       </w:r>
     </w:p>
     <w:p>
@@ -364,7 +197,132 @@
           <w:sz w:val="28"/>
           <w:szCs w:val="28"/>
         </w:rPr>
+        <w:t>类的设计：</w:t>
+      </w:r>
+    </w:p>
+    <w:p>
+      <w:pPr>
+        <w:ind w:firstLine="360"/>
+        <w:rPr>
+          <w:rFonts w:hint="eastAsia"/>
+          <w:sz w:val="28"/>
+          <w:szCs w:val="28"/>
+        </w:rPr>
+      </w:pPr>
+      <w:r>
+        <w:rPr>
+          <w:rFonts w:hint="eastAsia"/>
+          <w:sz w:val="28"/>
+          <w:szCs w:val="28"/>
+        </w:rPr>
+        <w:t>① 类的编写时应把public公有成员（公开接口）放在前面，private私有成员放在后面</w:t>
+      </w:r>
+    </w:p>
+    <w:p>
+      <w:pPr>
+        <w:ind w:firstLine="360"/>
+        <w:rPr>
+          <w:rFonts w:hint="eastAsia"/>
+          <w:sz w:val="28"/>
+          <w:szCs w:val="28"/>
+        </w:rPr>
+      </w:pPr>
+      <w:r>
+        <w:rPr>
+          <w:rFonts w:hint="eastAsia"/>
+          <w:sz w:val="28"/>
+          <w:szCs w:val="28"/>
+        </w:rPr>
+        <w:t>②</w:t>
+      </w:r>
+      <w:r>
+        <w:rPr>
+          <w:rFonts w:hint="eastAsia"/>
+          <w:sz w:val="28"/>
+          <w:szCs w:val="28"/>
+        </w:rPr>
+        <w:t xml:space="preserve"> </w:t>
+      </w:r>
+      <w:r>
+        <w:rPr>
+          <w:rFonts w:hint="eastAsia"/>
+          <w:sz w:val="28"/>
+          <w:szCs w:val="28"/>
+        </w:rPr>
+        <w:t>头文件中，可以放所需的结构体，类中除了获取成员变量的函数放在类里面，其他函数都为声明，定义体都放在源文件中</w:t>
+      </w:r>
+    </w:p>
+    <w:p>
+      <w:pPr>
+        <w:ind w:firstLine="360"/>
+        <w:rPr>
+          <w:sz w:val="28"/>
+          <w:szCs w:val="28"/>
+        </w:rPr>
+      </w:pPr>
+      <w:r>
+        <w:rPr>
+          <w:rFonts w:hint="eastAsia"/>
+          <w:sz w:val="28"/>
+          <w:szCs w:val="28"/>
+        </w:rPr>
+        <w:t>③</w:t>
+      </w:r>
+      <w:r>
+        <w:rPr>
+          <w:rFonts w:hint="eastAsia"/>
+          <w:sz w:val="28"/>
+          <w:szCs w:val="28"/>
+        </w:rPr>
+        <w:t xml:space="preserve"> 使用类的继承，如果类的继承超过3代及以上，则类的整体设计需改为类的组合</w:t>
+      </w:r>
+      <w:r>
+        <w:rPr>
+          <w:rFonts w:hint="eastAsia"/>
+          <w:sz w:val="28"/>
+          <w:szCs w:val="28"/>
+        </w:rPr>
+        <w:t>或聚合</w:t>
+      </w:r>
+    </w:p>
+    <w:p>
+      <w:pPr>
+        <w:ind w:firstLine="360"/>
+        <w:rPr>
+          <w:rFonts w:hint="eastAsia"/>
+          <w:sz w:val="28"/>
+          <w:szCs w:val="28"/>
+        </w:rPr>
+      </w:pPr>
+      <w:r>
+        <w:rPr>
+          <w:rFonts w:hint="eastAsia"/>
+          <w:sz w:val="28"/>
+          <w:szCs w:val="28"/>
+        </w:rPr>
         <w:lastRenderedPageBreak/>
+        <w:t>④类的设计要符合三大原则，分别是单一职责原则、开放封闭原则和里氏替换原则</w:t>
+      </w:r>
+    </w:p>
+    <w:p>
+      <w:pPr>
+        <w:pStyle w:val="a9"/>
+        <w:numPr>
+          <w:ilvl w:val="0"/>
+          <w:numId w:val="4"/>
+        </w:numPr>
+        <w:rPr>
+          <w:rFonts w:hint="eastAsia"/>
+          <w:sz w:val="28"/>
+          <w:szCs w:val="28"/>
+        </w:rPr>
+      </w:pPr>
+      <w:r>
+        <w:rPr>
+          <w:rFonts w:hint="eastAsia"/>
+          <w:sz w:val="28"/>
+          <w:szCs w:val="28"/>
+        </w:rPr>
         <w:t>如所负责的模块完成，需编写该模块的单元测试，单元测试统一放在tests文件夹中，命名为“test_模块名</w:t>
       </w:r>
       <w:r>
@@ -380,25 +338,7 @@
           <w:sz w:val="28"/>
           <w:szCs w:val="28"/>
         </w:rPr>
-        <w:t>，使用</w:t>
-      </w:r>
-      <w:proofErr w:type="spellStart"/>
-      <w:r>
-        <w:rPr>
-          <w:rFonts w:hint="eastAsia"/>
-          <w:sz w:val="28"/>
-          <w:szCs w:val="28"/>
-        </w:rPr>
-        <w:t>Gtest</w:t>
-      </w:r>
-      <w:proofErr w:type="spellEnd"/>
-      <w:r>
-        <w:rPr>
-          <w:rFonts w:hint="eastAsia"/>
-          <w:sz w:val="28"/>
-          <w:szCs w:val="28"/>
-        </w:rPr>
-        <w:t>框架，单元测试覆盖率需要超过80%以上</w:t>
+        <w:t>，使用Gtest框架，单元测试覆盖率需要超过80%以上</w:t>
       </w:r>
     </w:p>
     <w:p>
@@ -429,18 +369,8 @@
           <w:sz w:val="28"/>
           <w:szCs w:val="28"/>
         </w:rPr>
-        <w:t>git与</w:t>
-      </w:r>
-      <w:proofErr w:type="spellStart"/>
-      <w:r>
-        <w:rPr>
-          <w:rFonts w:hint="eastAsia"/>
-          <w:sz w:val="28"/>
-          <w:szCs w:val="28"/>
-        </w:rPr>
-        <w:t>github</w:t>
-      </w:r>
-      <w:proofErr w:type="spellEnd"/>
+        <w:t>git与github</w:t>
+      </w:r>
     </w:p>
     <w:p>
       <w:pPr>

--- a/docs/代码规范.docx
+++ b/docs/代码规范.docx
@@ -76,7 +76,6 @@
           <w:numId w:val="4"/>
         </w:numPr>
         <w:rPr>
-          <w:rFonts w:hint="eastAsia"/>
           <w:sz w:val="28"/>
           <w:szCs w:val="28"/>
         </w:rPr>
@@ -109,7 +108,7 @@
           <w:sz w:val="28"/>
           <w:szCs w:val="28"/>
         </w:rPr>
-        <w:t>如有使用struct结构体，成员变量应全部在结构体内部初始化，默认值尽量为0，不得重载构造函数</w:t>
+        <w:t>API接口设计时，注释应符合JavaDoc风格，以方便自动生成API接口文档</w:t>
       </w:r>
     </w:p>
     <w:p>
@@ -131,7 +130,7 @@
           <w:sz w:val="28"/>
           <w:szCs w:val="28"/>
         </w:rPr>
-        <w:t>C/C++的文件，源文件后缀名都为.cpp，头文件都为.h，不得是.cc和.hpp</w:t>
+        <w:t>如有使用struct结构体，成员变量应全部在结构体内部初始化，默认值尽量为0，不得重载构造函数</w:t>
       </w:r>
     </w:p>
     <w:p>
@@ -153,7 +152,7 @@
           <w:sz w:val="28"/>
           <w:szCs w:val="28"/>
         </w:rPr>
-        <w:t>重要的逻辑部分需要输出日志，以方便后续调试</w:t>
+        <w:t>C/C++的文件，源文件后缀名都为.cpp，头文件都为.h，不得是.cc和.hpp</w:t>
       </w:r>
     </w:p>
     <w:p>
@@ -175,7 +174,7 @@
           <w:sz w:val="28"/>
           <w:szCs w:val="28"/>
         </w:rPr>
-        <w:t>一个函数的代码量不要超过100行</w:t>
+        <w:t>重要的逻辑部分需要输出日志，以方便后续调试</w:t>
       </w:r>
     </w:p>
     <w:p>
@@ -197,25 +196,29 @@
           <w:sz w:val="28"/>
           <w:szCs w:val="28"/>
         </w:rPr>
-        <w:t>类的设计：</w:t>
+        <w:t>一个函数的代码量不要超过100行</w:t>
       </w:r>
     </w:p>
     <w:p>
       <w:pPr>
-        <w:ind w:firstLine="360"/>
-        <w:rPr>
-          <w:rFonts w:hint="eastAsia"/>
-          <w:sz w:val="28"/>
-          <w:szCs w:val="28"/>
-        </w:rPr>
-      </w:pPr>
-      <w:r>
-        <w:rPr>
-          <w:rFonts w:hint="eastAsia"/>
-          <w:sz w:val="28"/>
-          <w:szCs w:val="28"/>
-        </w:rPr>
-        <w:t>① 类的编写时应把public公有成员（公开接口）放在前面，private私有成员放在后面</w:t>
+        <w:pStyle w:val="a9"/>
+        <w:numPr>
+          <w:ilvl w:val="0"/>
+          <w:numId w:val="4"/>
+        </w:numPr>
+        <w:rPr>
+          <w:rFonts w:hint="eastAsia"/>
+          <w:sz w:val="28"/>
+          <w:szCs w:val="28"/>
+        </w:rPr>
+      </w:pPr>
+      <w:r>
+        <w:rPr>
+          <w:rFonts w:hint="eastAsia"/>
+          <w:sz w:val="28"/>
+          <w:szCs w:val="28"/>
+        </w:rPr>
+        <w:t>类的设计：</w:t>
       </w:r>
     </w:p>
     <w:p>
@@ -233,56 +236,41 @@
           <w:sz w:val="28"/>
           <w:szCs w:val="28"/>
         </w:rPr>
-        <w:t>②</w:t>
-      </w:r>
-      <w:r>
-        <w:rPr>
-          <w:rFonts w:hint="eastAsia"/>
-          <w:sz w:val="28"/>
-          <w:szCs w:val="28"/>
-        </w:rPr>
-        <w:t xml:space="preserve"> </w:t>
-      </w:r>
-      <w:r>
-        <w:rPr>
-          <w:rFonts w:hint="eastAsia"/>
-          <w:sz w:val="28"/>
-          <w:szCs w:val="28"/>
-        </w:rPr>
-        <w:t>头文件中，可以放所需的结构体，类中除了获取成员变量的函数放在类里面，其他函数都为声明，定义体都放在源文件中</w:t>
+        <w:t>① 类的编写时应把public公有成员（公开接口）放在前面，private私有成员放在后面</w:t>
       </w:r>
     </w:p>
     <w:p>
       <w:pPr>
         <w:ind w:firstLine="360"/>
         <w:rPr>
-          <w:sz w:val="28"/>
-          <w:szCs w:val="28"/>
-        </w:rPr>
-      </w:pPr>
-      <w:r>
-        <w:rPr>
-          <w:rFonts w:hint="eastAsia"/>
-          <w:sz w:val="28"/>
-          <w:szCs w:val="28"/>
-        </w:rPr>
-        <w:t>③</w:t>
-      </w:r>
-      <w:r>
-        <w:rPr>
-          <w:rFonts w:hint="eastAsia"/>
-          <w:sz w:val="28"/>
-          <w:szCs w:val="28"/>
-        </w:rPr>
-        <w:t xml:space="preserve"> 使用类的继承，如果类的继承超过3代及以上，则类的整体设计需改为类的组合</w:t>
-      </w:r>
-      <w:r>
-        <w:rPr>
-          <w:rFonts w:hint="eastAsia"/>
-          <w:sz w:val="28"/>
-          <w:szCs w:val="28"/>
-        </w:rPr>
-        <w:t>或聚合</w:t>
+          <w:rFonts w:hint="eastAsia"/>
+          <w:sz w:val="28"/>
+          <w:szCs w:val="28"/>
+        </w:rPr>
+      </w:pPr>
+      <w:r>
+        <w:rPr>
+          <w:rFonts w:hint="eastAsia"/>
+          <w:sz w:val="28"/>
+          <w:szCs w:val="28"/>
+        </w:rPr>
+        <w:t>②</w:t>
+      </w:r>
+      <w:r>
+        <w:rPr>
+          <w:rFonts w:hint="eastAsia"/>
+          <w:sz w:val="28"/>
+          <w:szCs w:val="28"/>
+        </w:rPr>
+        <w:t xml:space="preserve"> </w:t>
+      </w:r>
+      <w:r>
+        <w:rPr>
+          <w:rFonts w:hint="eastAsia"/>
+          <w:sz w:val="28"/>
+          <w:szCs w:val="28"/>
+        </w:rPr>
+        <w:t>头文件中，可以放所需的结构体，类中除了获取成员变量的函数放在类里面，其他函数都为声明，定义体都放在源文件中</w:t>
       </w:r>
     </w:p>
     <w:p>
@@ -301,6 +289,40 @@
           <w:szCs w:val="28"/>
         </w:rPr>
         <w:lastRenderedPageBreak/>
+        <w:t>③</w:t>
+      </w:r>
+      <w:r>
+        <w:rPr>
+          <w:rFonts w:hint="eastAsia"/>
+          <w:sz w:val="28"/>
+          <w:szCs w:val="28"/>
+        </w:rPr>
+        <w:t xml:space="preserve"> 使用类的继承，如果类的继承超过3代及以上，则类的整体设计需改为类的组合</w:t>
+      </w:r>
+      <w:r>
+        <w:rPr>
+          <w:rFonts w:hint="eastAsia"/>
+          <w:sz w:val="28"/>
+          <w:szCs w:val="28"/>
+        </w:rPr>
+        <w:t>或聚合</w:t>
+      </w:r>
+    </w:p>
+    <w:p>
+      <w:pPr>
+        <w:ind w:firstLine="360"/>
+        <w:rPr>
+          <w:rFonts w:hint="eastAsia"/>
+          <w:sz w:val="28"/>
+          <w:szCs w:val="28"/>
+        </w:rPr>
+      </w:pPr>
+      <w:r>
+        <w:rPr>
+          <w:rFonts w:hint="eastAsia"/>
+          <w:sz w:val="28"/>
+          <w:szCs w:val="28"/>
+        </w:rPr>
         <w:t>④类的设计要符合三大原则，分别是单一职责原则、开放封闭原则和里氏替换原则</w:t>
       </w:r>
     </w:p>

--- a/docs/代码规范.docx
+++ b/docs/代码规范.docx
@@ -45,6 +45,30 @@
         </w:rPr>
         <w:t>在正式编写代码前优先设计好公共API并提交到主分支上进行合并，以方便上层开发人员进行函数封装和功能开发</w:t>
       </w:r>
+      <w:r>
+        <w:rPr>
+          <w:rFonts w:hint="eastAsia"/>
+          <w:sz w:val="28"/>
+          <w:szCs w:val="28"/>
+        </w:rPr>
+        <w:t>。合并主分支后的API如有变动，要通知所有人，所以API接口设计好后，尽量不</w:t>
+      </w:r>
+      <w:r>
+        <w:rPr>
+          <w:rFonts w:hint="eastAsia"/>
+          <w:sz w:val="28"/>
+          <w:szCs w:val="28"/>
+        </w:rPr>
+        <w:t>要</w:t>
+      </w:r>
+      <w:r>
+        <w:rPr>
+          <w:rFonts w:hint="eastAsia"/>
+          <w:sz w:val="28"/>
+          <w:szCs w:val="28"/>
+        </w:rPr>
+        <w:t>去变动</w:t>
+      </w:r>
     </w:p>
     <w:p>
       <w:pPr>
@@ -65,7 +89,15 @@
           <w:sz w:val="28"/>
           <w:szCs w:val="28"/>
         </w:rPr>
-        <w:t>命名要简洁易懂，无论是文件命名还是函数名统一使用蛇形命名法（有下划线，students_accounts_find），类名开头首字母要大写（Students），编写宏要全部大写（MAX_SIZES）</w:t>
+        <w:t>命名要简洁易懂</w:t>
+      </w:r>
+      <w:r>
+        <w:rPr>
+          <w:rFonts w:hint="eastAsia"/>
+          <w:sz w:val="28"/>
+          <w:szCs w:val="28"/>
+        </w:rPr>
+        <w:t>，简写要用大众熟知和默认约定的，而不是自己创造一个出来。这里统一命名规范，类名、结构体名、枚举名使用驼峰命令法（如StudentInfo）；文件名、函数名、变量名使用蛇形命名法（如student_age）；宏、常量应使用全大写+下划线的命名法（如MAX_SIZES）</w:t>
       </w:r>
     </w:p>
     <w:p>
@@ -76,17 +108,50 @@
           <w:numId w:val="4"/>
         </w:numPr>
         <w:rPr>
-          <w:sz w:val="28"/>
-          <w:szCs w:val="28"/>
-        </w:rPr>
-      </w:pPr>
-      <w:r>
-        <w:rPr>
-          <w:rFonts w:hint="eastAsia"/>
-          <w:sz w:val="28"/>
-          <w:szCs w:val="28"/>
-        </w:rPr>
-        <w:t>函数或一行中有复杂设计应在前面添加注释，注释内容应为这个地方是什么功能，要注意什么方面</w:t>
+          <w:rFonts w:hint="eastAsia"/>
+          <w:sz w:val="28"/>
+          <w:szCs w:val="28"/>
+        </w:rPr>
+      </w:pPr>
+      <w:r>
+        <w:rPr>
+          <w:rFonts w:hint="eastAsia"/>
+          <w:sz w:val="28"/>
+          <w:szCs w:val="28"/>
+        </w:rPr>
+        <w:t>函数或一行中有复杂设计</w:t>
+      </w:r>
+      <w:r>
+        <w:rPr>
+          <w:rFonts w:hint="eastAsia"/>
+          <w:sz w:val="28"/>
+          <w:szCs w:val="28"/>
+        </w:rPr>
+        <w:t>以及API接口设计</w:t>
+      </w:r>
+      <w:r>
+        <w:rPr>
+          <w:rFonts w:hint="eastAsia"/>
+          <w:sz w:val="28"/>
+          <w:szCs w:val="28"/>
+        </w:rPr>
+        <w:t>应在前面添加注释</w:t>
+      </w:r>
+      <w:r>
+        <w:rPr>
+          <w:rFonts w:hint="eastAsia"/>
+          <w:sz w:val="28"/>
+          <w:szCs w:val="28"/>
+        </w:rPr>
+        <w:t>进行说名</w:t>
+      </w:r>
+      <w:r>
+        <w:rPr>
+          <w:rFonts w:hint="eastAsia"/>
+          <w:sz w:val="28"/>
+          <w:szCs w:val="28"/>
+        </w:rPr>
+        <w:t>，注释要符合JavaDoc风格</w:t>
       </w:r>
     </w:p>
     <w:p>
@@ -108,7 +173,23 @@
           <w:sz w:val="28"/>
           <w:szCs w:val="28"/>
         </w:rPr>
-        <w:t>API接口设计时，注释应符合JavaDoc风格，以方便自动生成API接口文档</w:t>
+        <w:t>如有使用struct结构体，成员变量应全部在结构体内部初始化，默认值尽量为0，不得重载</w:t>
+      </w:r>
+      <w:r>
+        <w:rPr>
+          <w:rFonts w:hint="eastAsia"/>
+          <w:sz w:val="28"/>
+          <w:szCs w:val="28"/>
+        </w:rPr>
+        <w:t>结构体的</w:t>
+      </w:r>
+      <w:r>
+        <w:rPr>
+          <w:rFonts w:hint="eastAsia"/>
+          <w:sz w:val="28"/>
+          <w:szCs w:val="28"/>
+        </w:rPr>
+        <w:t>构造函数</w:t>
       </w:r>
     </w:p>
     <w:p>
@@ -130,7 +211,7 @@
           <w:sz w:val="28"/>
           <w:szCs w:val="28"/>
         </w:rPr>
-        <w:t>如有使用struct结构体，成员变量应全部在结构体内部初始化，默认值尽量为0，不得重载构造函数</w:t>
+        <w:t>C/C++的文件，源文件后缀名都为.cpp，头文件都为.h，不得是.cc和.hpp</w:t>
       </w:r>
     </w:p>
     <w:p>
@@ -152,7 +233,15 @@
           <w:sz w:val="28"/>
           <w:szCs w:val="28"/>
         </w:rPr>
-        <w:t>C/C++的文件，源文件后缀名都为.cpp，头文件都为.h，不得是.cc和.hpp</w:t>
+        <w:t>重要的逻辑部分需要输出日志，以方便后续调试</w:t>
+      </w:r>
+      <w:r>
+        <w:rPr>
+          <w:rFonts w:hint="eastAsia"/>
+          <w:sz w:val="28"/>
+          <w:szCs w:val="28"/>
+        </w:rPr>
+        <w:t>，可以使用spdlog日志库进行日志输出</w:t>
       </w:r>
     </w:p>
     <w:p>
@@ -174,7 +263,15 @@
           <w:sz w:val="28"/>
           <w:szCs w:val="28"/>
         </w:rPr>
-        <w:t>重要的逻辑部分需要输出日志，以方便后续调试</w:t>
+        <w:t>一个函数的代码量不要超过100行</w:t>
+      </w:r>
+      <w:r>
+        <w:rPr>
+          <w:rFonts w:hint="eastAsia"/>
+          <w:sz w:val="28"/>
+          <w:szCs w:val="28"/>
+        </w:rPr>
+        <w:t>，每个函数应只有单一的功能</w:t>
       </w:r>
     </w:p>
     <w:p>
@@ -196,7 +293,120 @@
           <w:sz w:val="28"/>
           <w:szCs w:val="28"/>
         </w:rPr>
-        <w:t>一个函数的代码量不要超过100行</w:t>
+        <w:t>类的设计：</w:t>
+      </w:r>
+    </w:p>
+    <w:p>
+      <w:pPr>
+        <w:ind w:firstLine="360"/>
+        <w:rPr>
+          <w:rFonts w:hint="eastAsia"/>
+          <w:sz w:val="28"/>
+          <w:szCs w:val="28"/>
+        </w:rPr>
+      </w:pPr>
+      <w:r>
+        <w:rPr>
+          <w:rFonts w:hint="eastAsia"/>
+          <w:sz w:val="28"/>
+          <w:szCs w:val="28"/>
+        </w:rPr>
+        <w:t>① 类的编写时应把public公有成员（公开接口）放在前面，private私有成员放在后面</w:t>
+      </w:r>
+    </w:p>
+    <w:p>
+      <w:pPr>
+        <w:ind w:firstLine="360"/>
+        <w:rPr>
+          <w:rFonts w:hint="eastAsia"/>
+          <w:sz w:val="28"/>
+          <w:szCs w:val="28"/>
+        </w:rPr>
+      </w:pPr>
+      <w:r>
+        <w:rPr>
+          <w:rFonts w:hint="eastAsia"/>
+          <w:sz w:val="28"/>
+          <w:szCs w:val="28"/>
+        </w:rPr>
+        <w:lastRenderedPageBreak/>
+        <w:t>②</w:t>
+      </w:r>
+      <w:r>
+        <w:rPr>
+          <w:rFonts w:hint="eastAsia"/>
+          <w:sz w:val="28"/>
+          <w:szCs w:val="28"/>
+        </w:rPr>
+        <w:t xml:space="preserve"> </w:t>
+      </w:r>
+      <w:r>
+        <w:rPr>
+          <w:rFonts w:hint="eastAsia"/>
+          <w:sz w:val="28"/>
+          <w:szCs w:val="28"/>
+        </w:rPr>
+        <w:t>头文件中，可以放所需的结构体，类中除了获取成员变量的函数放在类里面，其他函数都为声明，定义体都放在源文件中</w:t>
+      </w:r>
+      <w:r>
+        <w:rPr>
+          <w:rFonts w:hint="eastAsia"/>
+          <w:sz w:val="28"/>
+          <w:szCs w:val="28"/>
+        </w:rPr>
+        <w:t>（模板函数除外，模板函数规定定义须在头文件实现）</w:t>
+      </w:r>
+    </w:p>
+    <w:p>
+      <w:pPr>
+        <w:ind w:firstLine="360"/>
+        <w:rPr>
+          <w:rFonts w:hint="eastAsia"/>
+          <w:sz w:val="28"/>
+          <w:szCs w:val="28"/>
+        </w:rPr>
+      </w:pPr>
+      <w:r>
+        <w:rPr>
+          <w:rFonts w:hint="eastAsia"/>
+          <w:sz w:val="28"/>
+          <w:szCs w:val="28"/>
+        </w:rPr>
+        <w:t>③</w:t>
+      </w:r>
+      <w:r>
+        <w:rPr>
+          <w:rFonts w:hint="eastAsia"/>
+          <w:sz w:val="28"/>
+          <w:szCs w:val="28"/>
+        </w:rPr>
+        <w:t xml:space="preserve"> 使用类的继承，如果类的继承超过3代及以上，则类的整体设计需改为类的组合</w:t>
+      </w:r>
+      <w:r>
+        <w:rPr>
+          <w:rFonts w:hint="eastAsia"/>
+          <w:sz w:val="28"/>
+          <w:szCs w:val="28"/>
+        </w:rPr>
+        <w:t>或聚合</w:t>
+      </w:r>
+    </w:p>
+    <w:p>
+      <w:pPr>
+        <w:ind w:firstLine="360"/>
+        <w:rPr>
+          <w:rFonts w:hint="eastAsia"/>
+          <w:sz w:val="28"/>
+          <w:szCs w:val="28"/>
+        </w:rPr>
+      </w:pPr>
+      <w:r>
+        <w:rPr>
+          <w:rFonts w:hint="eastAsia"/>
+          <w:sz w:val="28"/>
+          <w:szCs w:val="28"/>
+        </w:rPr>
+        <w:t>④类的设计要符合三大原则，分别是单一职责原则、开放封闭原则和里氏替换原则</w:t>
       </w:r>
     </w:p>
     <w:p>
@@ -218,134 +428,31 @@
           <w:sz w:val="28"/>
           <w:szCs w:val="28"/>
         </w:rPr>
-        <w:t>类的设计：</w:t>
-      </w:r>
-    </w:p>
-    <w:p>
-      <w:pPr>
-        <w:ind w:firstLine="360"/>
-        <w:rPr>
-          <w:rFonts w:hint="eastAsia"/>
-          <w:sz w:val="28"/>
-          <w:szCs w:val="28"/>
-        </w:rPr>
-      </w:pPr>
-      <w:r>
-        <w:rPr>
-          <w:rFonts w:hint="eastAsia"/>
-          <w:sz w:val="28"/>
-          <w:szCs w:val="28"/>
-        </w:rPr>
-        <w:t>① 类的编写时应把public公有成员（公开接口）放在前面，private私有成员放在后面</w:t>
-      </w:r>
-    </w:p>
-    <w:p>
-      <w:pPr>
-        <w:ind w:firstLine="360"/>
-        <w:rPr>
-          <w:rFonts w:hint="eastAsia"/>
-          <w:sz w:val="28"/>
-          <w:szCs w:val="28"/>
-        </w:rPr>
-      </w:pPr>
-      <w:r>
-        <w:rPr>
-          <w:rFonts w:hint="eastAsia"/>
-          <w:sz w:val="28"/>
-          <w:szCs w:val="28"/>
-        </w:rPr>
-        <w:t>②</w:t>
-      </w:r>
-      <w:r>
-        <w:rPr>
-          <w:rFonts w:hint="eastAsia"/>
-          <w:sz w:val="28"/>
-          <w:szCs w:val="28"/>
-        </w:rPr>
-        <w:t xml:space="preserve"> </w:t>
-      </w:r>
-      <w:r>
-        <w:rPr>
-          <w:rFonts w:hint="eastAsia"/>
-          <w:sz w:val="28"/>
-          <w:szCs w:val="28"/>
-        </w:rPr>
-        <w:t>头文件中，可以放所需的结构体，类中除了获取成员变量的函数放在类里面，其他函数都为声明，定义体都放在源文件中</w:t>
-      </w:r>
-    </w:p>
-    <w:p>
-      <w:pPr>
-        <w:ind w:firstLine="360"/>
-        <w:rPr>
-          <w:rFonts w:hint="eastAsia"/>
-          <w:sz w:val="28"/>
-          <w:szCs w:val="28"/>
-        </w:rPr>
-      </w:pPr>
-      <w:r>
-        <w:rPr>
-          <w:rFonts w:hint="eastAsia"/>
-          <w:sz w:val="28"/>
-          <w:szCs w:val="28"/>
-        </w:rPr>
-        <w:lastRenderedPageBreak/>
-        <w:t>③</w:t>
-      </w:r>
-      <w:r>
-        <w:rPr>
-          <w:rFonts w:hint="eastAsia"/>
-          <w:sz w:val="28"/>
-          <w:szCs w:val="28"/>
-        </w:rPr>
-        <w:t xml:space="preserve"> 使用类的继承，如果类的继承超过3代及以上，则类的整体设计需改为类的组合</w:t>
-      </w:r>
-      <w:r>
-        <w:rPr>
-          <w:rFonts w:hint="eastAsia"/>
-          <w:sz w:val="28"/>
-          <w:szCs w:val="28"/>
-        </w:rPr>
-        <w:t>或聚合</w:t>
-      </w:r>
-    </w:p>
-    <w:p>
-      <w:pPr>
-        <w:ind w:firstLine="360"/>
-        <w:rPr>
-          <w:rFonts w:hint="eastAsia"/>
-          <w:sz w:val="28"/>
-          <w:szCs w:val="28"/>
-        </w:rPr>
-      </w:pPr>
-      <w:r>
-        <w:rPr>
-          <w:rFonts w:hint="eastAsia"/>
-          <w:sz w:val="28"/>
-          <w:szCs w:val="28"/>
-        </w:rPr>
-        <w:t>④类的设计要符合三大原则，分别是单一职责原则、开放封闭原则和里氏替换原则</w:t>
-      </w:r>
-    </w:p>
-    <w:p>
-      <w:pPr>
-        <w:pStyle w:val="a9"/>
-        <w:numPr>
-          <w:ilvl w:val="0"/>
-          <w:numId w:val="4"/>
-        </w:numPr>
-        <w:rPr>
-          <w:rFonts w:hint="eastAsia"/>
-          <w:sz w:val="28"/>
-          <w:szCs w:val="28"/>
-        </w:rPr>
-      </w:pPr>
-      <w:r>
-        <w:rPr>
-          <w:rFonts w:hint="eastAsia"/>
-          <w:sz w:val="28"/>
-          <w:szCs w:val="28"/>
-        </w:rPr>
-        <w:t>如所负责的模块完成，需编写该模块的单元测试，单元测试统一放在tests文件夹中，命名为“test_模块名</w:t>
+        <w:t>如所负责的模块完成，需编写该模块的单元测试，单元测试统一放在tests文件夹中，命名为“</w:t>
+      </w:r>
+      <w:r>
+        <w:rPr>
+          <w:rFonts w:hint="eastAsia"/>
+          <w:sz w:val="28"/>
+          <w:szCs w:val="28"/>
+        </w:rPr>
+        <w:t>模块名</w:t>
+      </w:r>
+      <w:r>
+        <w:rPr>
+          <w:rFonts w:hint="eastAsia"/>
+          <w:sz w:val="28"/>
+          <w:szCs w:val="28"/>
+        </w:rPr>
+        <w:t>_</w:t>
+      </w:r>
+      <w:r>
+        <w:rPr>
+          <w:rFonts w:hint="eastAsia"/>
+          <w:sz w:val="28"/>
+          <w:szCs w:val="28"/>
+        </w:rPr>
+        <w:t>test</w:t>
       </w:r>
       <w:r>
         <w:rPr>
